--- a/ViewResolver_Quiz.docx
+++ b/ViewResolver_Quiz.docx
@@ -114,7 +114,7 @@
           <w:sz w:val="26"/>
           <w:szCs w:val="26"/>
         </w:rPr>
-        <w:t xml:space="preserve">ส่วนที่ 1 เป็นข้อสอบปรนัย ให้เลือกคำตอบที่ถูกต้องที่สุดเพียงข้อเดียว ส่วนที่ 2 เป็นข้อสอบอัตนัย ให้ตอบเป็นข้อความอธิบายให้ครบถ้วน</w:t>
+        <w:t xml:space="preserve">ส่วนที่ 1 ปรนัย เลือกคำตอบที่ถูกต้องที่สุดเพียงข้อเดียว ส่วนที่ 2 อัตนัย ตอบเป็นข้อความอธิบาย ส่วนที่ 3 ปฏิบัติ ให้ลงมือแก้โค้ดจริงในโปรเจกต์ของตัวเอง แล้ว capture หน้าจอผลลัพธ์แปะในกล่องที่เตรียมไว้</w:t>
       </w:r>
     </w:p>
     <w:p>
@@ -694,7 +694,7 @@
     <w:p>
       <w:pPr>
         <w:shd w:fill="1E2761" w:val="clear"/>
-        <w:spacing w:after="200" w:before="0"/>
+        <w:spacing w:after="200" w:before="120"/>
       </w:pPr>
       <w:r>
         <w:rPr>
@@ -1079,9 +1079,8 @@
     </w:p>
     <w:p>
       <w:pPr>
-        <w:shd w:fill="7A1F1F" w:val="clear"/>
-        <w:spacing w:after="300"/>
-        <w:jc w:val="center"/>
+        <w:shd w:fill="1E2761" w:val="clear"/>
+        <w:spacing w:after="200" w:before="120"/>
       </w:pPr>
       <w:r>
         <w:rPr>
@@ -1089,25 +1088,10 @@
           <w:b/>
           <w:bCs/>
           <w:color w:val="FFFFFF"/>
-          <w:sz w:val="32"/>
-          <w:szCs w:val="32"/>
-        </w:rPr>
-        <w:t xml:space="preserve">เฉลย (สำหรับผู้สอน / ตรวจข้อสอบ)</w:t>
-      </w:r>
-    </w:p>
-    <w:p>
-      <w:pPr>
-        <w:spacing w:after="160"/>
-      </w:pPr>
-      <w:r>
-        <w:rPr>
-          <w:rFonts w:ascii="TH Sarabun New" w:cs="TH Sarabun New" w:eastAsia="TH Sarabun New" w:hAnsi="TH Sarabun New"/>
-          <w:b/>
-          <w:bCs/>
           <w:sz w:val="30"/>
           <w:szCs w:val="30"/>
         </w:rPr>
-        <w:t xml:space="preserve">ส่วนที่ 1 — ปรนัย</w:t>
+        <w:t xml:space="preserve">ส่วนที่ 3 — ปฏิบัติ (แก้โค้ดจริง + แนบภาพหน้าจอ)</w:t>
       </w:r>
     </w:p>
     <w:p>
@@ -1117,189 +1101,440 @@
       <w:r>
         <w:rPr>
           <w:rFonts w:ascii="TH Sarabun New" w:cs="TH Sarabun New" w:eastAsia="TH Sarabun New" w:hAnsi="TH Sarabun New"/>
-          <w:sz w:val="28"/>
-          <w:szCs w:val="28"/>
-        </w:rPr>
-        <w:t xml:space="preserve">1. ค     2. ข     3. ข     4. ข     5. ข     6. ข</w:t>
-      </w:r>
-    </w:p>
-    <w:p>
-      <w:pPr>
-        <w:spacing w:after="160" w:before="300"/>
-      </w:pPr>
-      <w:r>
-        <w:rPr>
-          <w:rFonts w:ascii="TH Sarabun New" w:cs="TH Sarabun New" w:eastAsia="TH Sarabun New" w:hAnsi="TH Sarabun New"/>
-          <w:b/>
-          <w:bCs/>
-          <w:sz w:val="30"/>
-          <w:szCs w:val="30"/>
-        </w:rPr>
-        <w:t xml:space="preserve">ส่วนที่ 2 — อัตนัย (แนวคำตอบ)</w:t>
-      </w:r>
-    </w:p>
-    <w:p>
-      <w:pPr>
-        <w:spacing w:after="160"/>
-      </w:pPr>
-      <w:r>
-        <w:rPr>
-          <w:rFonts w:ascii="TH Sarabun New" w:cs="TH Sarabun New" w:eastAsia="TH Sarabun New" w:hAnsi="TH Sarabun New"/>
-          <w:b/>
-          <w:bCs/>
-          <w:sz w:val="28"/>
-          <w:szCs w:val="28"/>
-        </w:rPr>
-        <w:t xml:space="preserve">ข้อ 1: DispatcherServlet (front controller ของ Spring MVC) เป็นผู้เรียกใช้ ViewResolver โดยอัตโนมัติ หลังจาก Controller คืนค่าชื่อ view ตามลำดับนี้:</w:t>
-      </w:r>
-    </w:p>
-    <w:p>
-      <w:pPr>
-        <w:spacing w:after="160"/>
-      </w:pPr>
-      <w:r>
-        <w:rPr>
-          <w:rFonts w:ascii="TH Sarabun New" w:cs="TH Sarabun New" w:eastAsia="TH Sarabun New" w:hAnsi="TH Sarabun New"/>
+          <w:i/>
+          <w:iCs/>
+          <w:color w:val="555555"/>
           <w:sz w:val="26"/>
           <w:szCs w:val="26"/>
         </w:rPr>
-        <w:t xml:space="preserve">1. Browser ส่ง request → Spring Boot รับผ่าน DispatcherServlet</w:t>
-      </w:r>
-    </w:p>
-    <w:p>
-      <w:pPr>
-        <w:spacing w:after="160"/>
-      </w:pPr>
-      <w:r>
-        <w:rPr>
-          <w:rFonts w:ascii="TH Sarabun New" w:cs="TH Sarabun New" w:eastAsia="TH Sarabun New" w:hAnsi="TH Sarabun New"/>
-          <w:sz w:val="26"/>
-          <w:szCs w:val="26"/>
-        </w:rPr>
-        <w:t xml:space="preserve">2. DispatcherServlet เรียก HandlerMapping เพื่อหาว่า Controller ตัวไหนต้องจัดการ request นี้</w:t>
-      </w:r>
-    </w:p>
-    <w:p>
-      <w:pPr>
-        <w:spacing w:after="160"/>
-      </w:pPr>
-      <w:r>
-        <w:rPr>
-          <w:rFonts w:ascii="TH Sarabun New" w:cs="TH Sarabun New" w:eastAsia="TH Sarabun New" w:hAnsi="TH Sarabun New"/>
-          <w:sz w:val="26"/>
-          <w:szCs w:val="26"/>
-        </w:rPr>
-        <w:t xml:space="preserve">3. Controller ทำงาน → คืนค่า "ชื่อ view" (เช่น "home") พร้อม Model</w:t>
-      </w:r>
-    </w:p>
-    <w:p>
-      <w:pPr>
-        <w:spacing w:after="160"/>
-      </w:pPr>
-      <w:r>
-        <w:rPr>
-          <w:rFonts w:ascii="TH Sarabun New" w:cs="TH Sarabun New" w:eastAsia="TH Sarabun New" w:hAnsi="TH Sarabun New"/>
-          <w:sz w:val="26"/>
-          <w:szCs w:val="26"/>
-        </w:rPr>
-        <w:t xml:space="preserve">4. DispatcherServlet ส่งชื่อ view นี้ไปให้ ViewResolver ที่ลงทะเบียนไว้ใน Spring Context</w:t>
-      </w:r>
-    </w:p>
-    <w:p>
-      <w:pPr>
-        <w:spacing w:after="160"/>
-      </w:pPr>
-      <w:r>
-        <w:rPr>
-          <w:rFonts w:ascii="TH Sarabun New" w:cs="TH Sarabun New" w:eastAsia="TH Sarabun New" w:hAnsi="TH Sarabun New"/>
-          <w:sz w:val="26"/>
-          <w:szCs w:val="26"/>
-        </w:rPr>
-        <w:t xml:space="preserve">5. ถ้ามีหลาย ViewResolver → Spring จะเรียงตาม order แล้วเรียกทีละตัว จนกว่าจะเจอ view ที่ resolve ได้สำเร็จ</w:t>
-      </w:r>
-    </w:p>
-    <w:p>
-      <w:pPr>
-        <w:spacing w:after="160"/>
-      </w:pPr>
-      <w:r>
-        <w:rPr>
-          <w:rFonts w:ascii="TH Sarabun New" w:cs="TH Sarabun New" w:eastAsia="TH Sarabun New" w:hAnsi="TH Sarabun New"/>
-          <w:sz w:val="26"/>
-          <w:szCs w:val="26"/>
-        </w:rPr>
-        <w:t xml:space="preserve">6. ThymeleafViewResolver ของเราจะถูกเรียก (เพราะตั้ง order(1))</w:t>
-      </w:r>
-    </w:p>
-    <w:p>
-      <w:pPr>
-        <w:spacing w:after="160"/>
-      </w:pPr>
-      <w:r>
-        <w:rPr>
-          <w:rFonts w:ascii="TH Sarabun New" w:cs="TH Sarabun New" w:eastAsia="TH Sarabun New" w:hAnsi="TH Sarabun New"/>
-          <w:sz w:val="26"/>
-          <w:szCs w:val="26"/>
-        </w:rPr>
-        <w:t xml:space="preserve">7. ViewResolver ใช้ prefix/suffix หาไฟล์ HTML แล้วส่งต่อให้ Thymeleaf Template Engine</w:t>
-      </w:r>
-    </w:p>
-    <w:p>
-      <w:pPr>
-        <w:spacing w:after="160"/>
-      </w:pPr>
-      <w:r>
-        <w:rPr>
-          <w:rFonts w:ascii="TH Sarabun New" w:cs="TH Sarabun New" w:eastAsia="TH Sarabun New" w:hAnsi="TH Sarabun New"/>
-          <w:sz w:val="26"/>
-          <w:szCs w:val="26"/>
-        </w:rPr>
-        <w:t xml:space="preserve">8. Template Engine แทนค่าตัวแปรใน HTML → ส่ง HTML กลับไปที่ DispatcherServlet</w:t>
-      </w:r>
-    </w:p>
-    <w:p>
-      <w:pPr>
-        <w:spacing w:after="160"/>
-      </w:pPr>
-      <w:r>
-        <w:rPr>
-          <w:rFonts w:ascii="TH Sarabun New" w:cs="TH Sarabun New" w:eastAsia="TH Sarabun New" w:hAnsi="TH Sarabun New"/>
-          <w:sz w:val="26"/>
-          <w:szCs w:val="26"/>
-        </w:rPr>
-        <w:t xml:space="preserve">9. DispatcherServlet ส่ง HTML กลับไปยัง Browser</w:t>
-      </w:r>
-    </w:p>
-    <w:p>
-      <w:pPr>
-        <w:spacing w:after="160"/>
-      </w:pPr>
-      <w:r>
-        <w:rPr>
-          <w:rFonts w:ascii="TH Sarabun New" w:cs="TH Sarabun New" w:eastAsia="TH Sarabun New" w:hAnsi="TH Sarabun New"/>
-          <w:b/>
-          <w:bCs/>
-          <w:sz w:val="26"/>
-          <w:szCs w:val="26"/>
-        </w:rPr>
-        <w:t xml:space="preserve">ข้อ 2: Controller ไม่จำเป็นต้องรู้ path จริงของไฟล์ HTML บน disk เลย — มันรู้แค่ชื่อ view เชิงตรรกะ เพราะแยกหน้าที่นี้ออกมาเป็น ViewResolver เราจึงเปลี่ยนโฟลเดอร์ template, นามสกุลไฟล์ หรือแม้แต่ template engine ได้ โดยไม่ต้องแก้โค้ด Controller เลย ตรงกับหลัก separation of concerns (แยกหน้าที่ชัดเจน) และ dependency inversion (Controller ขึ้นกับ abstraction ไม่ใช่ implementation ที่เป็นรายละเอียดของการหา view)</w:t>
-      </w:r>
-    </w:p>
-    <w:p>
-      <w:pPr>
-        <w:spacing w:after="160"/>
-      </w:pPr>
-      <w:r>
-        <w:rPr>
-          <w:rFonts w:ascii="TH Sarabun New" w:cs="TH Sarabun New" w:eastAsia="TH Sarabun New" w:hAnsi="TH Sarabun New"/>
-          <w:b/>
-          <w:bCs/>
-          <w:sz w:val="26"/>
-          <w:szCs w:val="26"/>
-        </w:rPr>
-        <w:t xml:space="preserve">ข้อ 3: ต้องเพิ่ม (1) method @GetMapping("/about") ใน HomeController.java ที่ return "about" และ (2) สร้างไฟล์ about.html ใน src/main/resources/custom-templates/ — ไม่ต้องแก้ ThymeleafConfig.java เพราะ ViewResolver ตัวเดิมค้นหาในโฟลเดอร์เดียวกันให้อัตโนมัติ</w:t>
-      </w:r>
-    </w:p>
+        <w:t xml:space="preserve">ทำตามคำสั่งแต่ละข้อในโปรเจกต์ของตัวเอง รันด้วย mvn spring-boot:run แล้ว capture หน้าจอผลลัพธ์แปะในกล่องเส้นประด้านล่างแต่ละข้อ</w:t>
+      </w:r>
+    </w:p>
+    <w:p>
+      <w:pPr>
+        <w:spacing w:after="120" w:before="260"/>
+      </w:pPr>
+      <w:r>
+        <w:rPr>
+          <w:rFonts w:ascii="TH Sarabun New" w:cs="TH Sarabun New" w:eastAsia="TH Sarabun New" w:hAnsi="TH Sarabun New"/>
+          <w:b/>
+          <w:bCs/>
+          <w:sz w:val="28"/>
+          <w:szCs w:val="28"/>
+        </w:rPr>
+        <w:t xml:space="preserve">1. </w:t>
+      </w:r>
+      <w:r>
+        <w:rPr>
+          <w:rFonts w:ascii="TH Sarabun New" w:cs="TH Sarabun New" w:eastAsia="TH Sarabun New" w:hAnsi="TH Sarabun New"/>
+          <w:b/>
+          <w:bCs/>
+          <w:sz w:val="28"/>
+          <w:szCs w:val="28"/>
+        </w:rPr>
+        <w:t xml:space="preserve">แก้ไขค่าตัวแปร message ใน HomeController.java ให้แสดงชื่อ-นามสกุลของตัวเองแทนข้อความเดิม แล้ว capture หน้าเว็บ http://localhost:8080/ ที่แสดงชื่อของตัวเอง</w:t>
+      </w:r>
+      <w:r>
+        <w:rPr>
+          <w:rFonts w:ascii="TH Sarabun New" w:cs="TH Sarabun New" w:eastAsia="TH Sarabun New" w:hAnsi="TH Sarabun New"/>
+          <w:i/>
+          <w:iCs/>
+          <w:color w:val="555555"/>
+          <w:sz w:val="24"/>
+          <w:szCs w:val="24"/>
+        </w:rPr>
+        <w:t xml:space="preserve">  (3 คะแนน)</w:t>
+      </w:r>
+    </w:p>
+    <w:tbl>
+      <w:tblPr>
+        <w:tblW w:type="pct" w:w="100%"/>
+        <w:tblBorders>
+          <w:top w:val="single" w:color="auto" w:sz="4"/>
+          <w:left w:val="single" w:color="auto" w:sz="4"/>
+          <w:bottom w:val="single" w:color="auto" w:sz="4"/>
+          <w:right w:val="single" w:color="auto" w:sz="4"/>
+          <w:insideH w:val="single" w:color="auto" w:sz="4"/>
+          <w:insideV w:val="single" w:color="auto" w:sz="4"/>
+        </w:tblBorders>
+      </w:tblPr>
+      <w:tblGrid>
+        <w:gridCol w:w="100"/>
+      </w:tblGrid>
+      <w:tr>
+        <w:trPr>
+          <w:trHeight w:val="3200" w:hRule="atLeast"/>
+        </w:trPr>
+        <w:tc>
+          <w:tcPr>
+            <w:tcBorders>
+              <w:top w:val="dashed" w:color="999999" w:sz="6"/>
+              <w:left w:val="dashed" w:color="999999" w:sz="6"/>
+              <w:bottom w:val="dashed" w:color="999999" w:sz="6"/>
+              <w:right w:val="dashed" w:color="999999" w:sz="6"/>
+            </w:tcBorders>
+            <w:shd w:fill="FAFAFA" w:val="clear"/>
+            <w:vAlign w:val="center"/>
+          </w:tcPr>
+          <w:p>
+            <w:pPr>
+              <w:jc w:val="center"/>
+            </w:pPr>
+            <w:r>
+              <w:rPr>
+                <w:rFonts w:ascii="TH Sarabun New" w:cs="TH Sarabun New" w:eastAsia="TH Sarabun New" w:hAnsi="TH Sarabun New"/>
+                <w:i/>
+                <w:iCs/>
+                <w:color w:val="999999"/>
+                <w:sz w:val="26"/>
+                <w:szCs w:val="26"/>
+              </w:rPr>
+              <w:t xml:space="preserve">(แนบภาพหน้าจอ / screenshot ตรงนี้)</w:t>
+            </w:r>
+          </w:p>
+        </w:tc>
+      </w:tr>
+    </w:tbl>
+    <w:p>
+      <w:pPr>
+        <w:spacing w:after="120" w:before="260"/>
+      </w:pPr>
+      <w:r>
+        <w:rPr>
+          <w:rFonts w:ascii="TH Sarabun New" w:cs="TH Sarabun New" w:eastAsia="TH Sarabun New" w:hAnsi="TH Sarabun New"/>
+          <w:b/>
+          <w:bCs/>
+          <w:sz w:val="28"/>
+          <w:szCs w:val="28"/>
+        </w:rPr>
+        <w:t xml:space="preserve">2. </w:t>
+      </w:r>
+      <w:r>
+        <w:rPr>
+          <w:rFonts w:ascii="TH Sarabun New" w:cs="TH Sarabun New" w:eastAsia="TH Sarabun New" w:hAnsi="TH Sarabun New"/>
+          <w:b/>
+          <w:bCs/>
+          <w:sz w:val="28"/>
+          <w:szCs w:val="28"/>
+        </w:rPr>
+        <w:t xml:space="preserve">เพิ่มตัวแปรใหม่ชื่อ studentId ส่งจาก Controller ไปแสดงต่อจากชื่อในหน้า home.html (เช่น "สวัสดี ชื่อ (รหัส XXX)") แล้ว capture หน้าเว็บที่แสดงผลลัพธ์</w:t>
+      </w:r>
+      <w:r>
+        <w:rPr>
+          <w:rFonts w:ascii="TH Sarabun New" w:cs="TH Sarabun New" w:eastAsia="TH Sarabun New" w:hAnsi="TH Sarabun New"/>
+          <w:i/>
+          <w:iCs/>
+          <w:color w:val="555555"/>
+          <w:sz w:val="24"/>
+          <w:szCs w:val="24"/>
+        </w:rPr>
+        <w:t xml:space="preserve">  (3 คะแนน)</w:t>
+      </w:r>
+    </w:p>
+    <w:tbl>
+      <w:tblPr>
+        <w:tblW w:type="pct" w:w="100%"/>
+        <w:tblBorders>
+          <w:top w:val="single" w:color="auto" w:sz="4"/>
+          <w:left w:val="single" w:color="auto" w:sz="4"/>
+          <w:bottom w:val="single" w:color="auto" w:sz="4"/>
+          <w:right w:val="single" w:color="auto" w:sz="4"/>
+          <w:insideH w:val="single" w:color="auto" w:sz="4"/>
+          <w:insideV w:val="single" w:color="auto" w:sz="4"/>
+        </w:tblBorders>
+      </w:tblPr>
+      <w:tblGrid>
+        <w:gridCol w:w="100"/>
+      </w:tblGrid>
+      <w:tr>
+        <w:trPr>
+          <w:trHeight w:val="3200" w:hRule="atLeast"/>
+        </w:trPr>
+        <w:tc>
+          <w:tcPr>
+            <w:tcBorders>
+              <w:top w:val="dashed" w:color="999999" w:sz="6"/>
+              <w:left w:val="dashed" w:color="999999" w:sz="6"/>
+              <w:bottom w:val="dashed" w:color="999999" w:sz="6"/>
+              <w:right w:val="dashed" w:color="999999" w:sz="6"/>
+            </w:tcBorders>
+            <w:shd w:fill="FAFAFA" w:val="clear"/>
+            <w:vAlign w:val="center"/>
+          </w:tcPr>
+          <w:p>
+            <w:pPr>
+              <w:jc w:val="center"/>
+            </w:pPr>
+            <w:r>
+              <w:rPr>
+                <w:rFonts w:ascii="TH Sarabun New" w:cs="TH Sarabun New" w:eastAsia="TH Sarabun New" w:hAnsi="TH Sarabun New"/>
+                <w:i/>
+                <w:iCs/>
+                <w:color w:val="999999"/>
+                <w:sz w:val="26"/>
+                <w:szCs w:val="26"/>
+              </w:rPr>
+              <w:t xml:space="preserve">(แนบภาพหน้าจอ / screenshot ตรงนี้)</w:t>
+            </w:r>
+          </w:p>
+        </w:tc>
+      </w:tr>
+    </w:tbl>
+    <w:p>
+      <w:pPr>
+        <w:spacing w:after="120" w:before="260"/>
+      </w:pPr>
+      <w:r>
+        <w:rPr>
+          <w:rFonts w:ascii="TH Sarabun New" w:cs="TH Sarabun New" w:eastAsia="TH Sarabun New" w:hAnsi="TH Sarabun New"/>
+          <w:b/>
+          <w:bCs/>
+          <w:sz w:val="28"/>
+          <w:szCs w:val="28"/>
+        </w:rPr>
+        <w:t xml:space="preserve">3. </w:t>
+      </w:r>
+      <w:r>
+        <w:rPr>
+          <w:rFonts w:ascii="TH Sarabun New" w:cs="TH Sarabun New" w:eastAsia="TH Sarabun New" w:hAnsi="TH Sarabun New"/>
+          <w:b/>
+          <w:bCs/>
+          <w:sz w:val="28"/>
+          <w:szCs w:val="28"/>
+        </w:rPr>
+        <w:t xml:space="preserve">เปลี่ยนค่า resolver.setPrefix() ใน ThymeleafConfig.java ให้ชี้ไปโฟลเดอร์ใหม่ชื่อ my-templates/ แทน custom-templates/ (ต้องย้ายไฟล์ home.html ไปด้วย) แล้ว capture ทั้งโค้ดที่แก้ และหน้าเว็บที่ยังทำงานปกติ</w:t>
+      </w:r>
+      <w:r>
+        <w:rPr>
+          <w:rFonts w:ascii="TH Sarabun New" w:cs="TH Sarabun New" w:eastAsia="TH Sarabun New" w:hAnsi="TH Sarabun New"/>
+          <w:i/>
+          <w:iCs/>
+          <w:color w:val="555555"/>
+          <w:sz w:val="24"/>
+          <w:szCs w:val="24"/>
+        </w:rPr>
+        <w:t xml:space="preserve">  (4 คะแนน)</w:t>
+      </w:r>
+    </w:p>
+    <w:tbl>
+      <w:tblPr>
+        <w:tblW w:type="pct" w:w="100%"/>
+        <w:tblBorders>
+          <w:top w:val="single" w:color="auto" w:sz="4"/>
+          <w:left w:val="single" w:color="auto" w:sz="4"/>
+          <w:bottom w:val="single" w:color="auto" w:sz="4"/>
+          <w:right w:val="single" w:color="auto" w:sz="4"/>
+          <w:insideH w:val="single" w:color="auto" w:sz="4"/>
+          <w:insideV w:val="single" w:color="auto" w:sz="4"/>
+        </w:tblBorders>
+      </w:tblPr>
+      <w:tblGrid>
+        <w:gridCol w:w="100"/>
+      </w:tblGrid>
+      <w:tr>
+        <w:trPr>
+          <w:trHeight w:val="3200" w:hRule="atLeast"/>
+        </w:trPr>
+        <w:tc>
+          <w:tcPr>
+            <w:tcBorders>
+              <w:top w:val="dashed" w:color="999999" w:sz="6"/>
+              <w:left w:val="dashed" w:color="999999" w:sz="6"/>
+              <w:bottom w:val="dashed" w:color="999999" w:sz="6"/>
+              <w:right w:val="dashed" w:color="999999" w:sz="6"/>
+            </w:tcBorders>
+            <w:shd w:fill="FAFAFA" w:val="clear"/>
+            <w:vAlign w:val="center"/>
+          </w:tcPr>
+          <w:p>
+            <w:pPr>
+              <w:jc w:val="center"/>
+            </w:pPr>
+            <w:r>
+              <w:rPr>
+                <w:rFonts w:ascii="TH Sarabun New" w:cs="TH Sarabun New" w:eastAsia="TH Sarabun New" w:hAnsi="TH Sarabun New"/>
+                <w:i/>
+                <w:iCs/>
+                <w:color w:val="999999"/>
+                <w:sz w:val="26"/>
+                <w:szCs w:val="26"/>
+              </w:rPr>
+              <w:t xml:space="preserve">(แนบภาพหน้าจอ / screenshot ตรงนี้)</w:t>
+            </w:r>
+          </w:p>
+        </w:tc>
+      </w:tr>
+    </w:tbl>
+    <w:p>
+      <w:pPr>
+        <w:spacing w:after="120" w:before="260"/>
+      </w:pPr>
+      <w:r>
+        <w:rPr>
+          <w:rFonts w:ascii="TH Sarabun New" w:cs="TH Sarabun New" w:eastAsia="TH Sarabun New" w:hAnsi="TH Sarabun New"/>
+          <w:b/>
+          <w:bCs/>
+          <w:sz w:val="28"/>
+          <w:szCs w:val="28"/>
+        </w:rPr>
+        <w:t xml:space="preserve">4. </w:t>
+      </w:r>
+      <w:r>
+        <w:rPr>
+          <w:rFonts w:ascii="TH Sarabun New" w:cs="TH Sarabun New" w:eastAsia="TH Sarabun New" w:hAnsi="TH Sarabun New"/>
+          <w:b/>
+          <w:bCs/>
+          <w:sz w:val="28"/>
+          <w:szCs w:val="28"/>
+        </w:rPr>
+        <w:t xml:space="preserve">เปลี่ยน server.port ใน application.properties เป็น 9090 แล้ว capture หน้าเว็บที่ URL เปลี่ยนเป็น http://localhost:9090/</w:t>
+      </w:r>
+      <w:r>
+        <w:rPr>
+          <w:rFonts w:ascii="TH Sarabun New" w:cs="TH Sarabun New" w:eastAsia="TH Sarabun New" w:hAnsi="TH Sarabun New"/>
+          <w:i/>
+          <w:iCs/>
+          <w:color w:val="555555"/>
+          <w:sz w:val="24"/>
+          <w:szCs w:val="24"/>
+        </w:rPr>
+        <w:t xml:space="preserve">  (3 คะแนน)</w:t>
+      </w:r>
+    </w:p>
+    <w:tbl>
+      <w:tblPr>
+        <w:tblW w:type="pct" w:w="100%"/>
+        <w:tblBorders>
+          <w:top w:val="single" w:color="auto" w:sz="4"/>
+          <w:left w:val="single" w:color="auto" w:sz="4"/>
+          <w:bottom w:val="single" w:color="auto" w:sz="4"/>
+          <w:right w:val="single" w:color="auto" w:sz="4"/>
+          <w:insideH w:val="single" w:color="auto" w:sz="4"/>
+          <w:insideV w:val="single" w:color="auto" w:sz="4"/>
+        </w:tblBorders>
+      </w:tblPr>
+      <w:tblGrid>
+        <w:gridCol w:w="100"/>
+      </w:tblGrid>
+      <w:tr>
+        <w:trPr>
+          <w:trHeight w:val="3200" w:hRule="atLeast"/>
+        </w:trPr>
+        <w:tc>
+          <w:tcPr>
+            <w:tcBorders>
+              <w:top w:val="dashed" w:color="999999" w:sz="6"/>
+              <w:left w:val="dashed" w:color="999999" w:sz="6"/>
+              <w:bottom w:val="dashed" w:color="999999" w:sz="6"/>
+              <w:right w:val="dashed" w:color="999999" w:sz="6"/>
+            </w:tcBorders>
+            <w:shd w:fill="FAFAFA" w:val="clear"/>
+            <w:vAlign w:val="center"/>
+          </w:tcPr>
+          <w:p>
+            <w:pPr>
+              <w:jc w:val="center"/>
+            </w:pPr>
+            <w:r>
+              <w:rPr>
+                <w:rFonts w:ascii="TH Sarabun New" w:cs="TH Sarabun New" w:eastAsia="TH Sarabun New" w:hAnsi="TH Sarabun New"/>
+                <w:i/>
+                <w:iCs/>
+                <w:color w:val="999999"/>
+                <w:sz w:val="26"/>
+                <w:szCs w:val="26"/>
+              </w:rPr>
+              <w:t xml:space="preserve">(แนบภาพหน้าจอ / screenshot ตรงนี้)</w:t>
+            </w:r>
+          </w:p>
+        </w:tc>
+      </w:tr>
+    </w:tbl>
+    <w:p>
+      <w:pPr>
+        <w:spacing w:after="120" w:before="260"/>
+      </w:pPr>
+      <w:r>
+        <w:rPr>
+          <w:rFonts w:ascii="TH Sarabun New" w:cs="TH Sarabun New" w:eastAsia="TH Sarabun New" w:hAnsi="TH Sarabun New"/>
+          <w:b/>
+          <w:bCs/>
+          <w:sz w:val="28"/>
+          <w:szCs w:val="28"/>
+        </w:rPr>
+        <w:t xml:space="preserve">5. </w:t>
+      </w:r>
+      <w:r>
+        <w:rPr>
+          <w:rFonts w:ascii="TH Sarabun New" w:cs="TH Sarabun New" w:eastAsia="TH Sarabun New" w:hAnsi="TH Sarabun New"/>
+          <w:b/>
+          <w:bCs/>
+          <w:sz w:val="28"/>
+          <w:szCs w:val="28"/>
+        </w:rPr>
+        <w:t xml:space="preserve">เพิ่ม view ใหม่ชื่อ "about" (เพิ่ม @GetMapping("/about") และไฟล์ about.html) ให้แสดงข้อความแนะนำตัวสั้นๆ แล้ว capture หน้าเว็บ /about ที่แสดงผลลัพธ์</w:t>
+      </w:r>
+      <w:r>
+        <w:rPr>
+          <w:rFonts w:ascii="TH Sarabun New" w:cs="TH Sarabun New" w:eastAsia="TH Sarabun New" w:hAnsi="TH Sarabun New"/>
+          <w:i/>
+          <w:iCs/>
+          <w:color w:val="555555"/>
+          <w:sz w:val="24"/>
+          <w:szCs w:val="24"/>
+        </w:rPr>
+        <w:t xml:space="preserve">  (4 คะแนน)</w:t>
+      </w:r>
+    </w:p>
+    <w:tbl>
+      <w:tblPr>
+        <w:tblW w:type="pct" w:w="100%"/>
+        <w:tblBorders>
+          <w:top w:val="single" w:color="auto" w:sz="4"/>
+          <w:left w:val="single" w:color="auto" w:sz="4"/>
+          <w:bottom w:val="single" w:color="auto" w:sz="4"/>
+          <w:right w:val="single" w:color="auto" w:sz="4"/>
+          <w:insideH w:val="single" w:color="auto" w:sz="4"/>
+          <w:insideV w:val="single" w:color="auto" w:sz="4"/>
+        </w:tblBorders>
+      </w:tblPr>
+      <w:tblGrid>
+        <w:gridCol w:w="100"/>
+      </w:tblGrid>
+      <w:tr>
+        <w:trPr>
+          <w:trHeight w:val="3200" w:hRule="atLeast"/>
+        </w:trPr>
+        <w:tc>
+          <w:tcPr>
+            <w:tcBorders>
+              <w:top w:val="dashed" w:color="999999" w:sz="6"/>
+              <w:left w:val="dashed" w:color="999999" w:sz="6"/>
+              <w:bottom w:val="dashed" w:color="999999" w:sz="6"/>
+              <w:right w:val="dashed" w:color="999999" w:sz="6"/>
+            </w:tcBorders>
+            <w:shd w:fill="FAFAFA" w:val="clear"/>
+            <w:vAlign w:val="center"/>
+          </w:tcPr>
+          <w:p>
+            <w:pPr>
+              <w:jc w:val="center"/>
+            </w:pPr>
+            <w:r>
+              <w:rPr>
+                <w:rFonts w:ascii="TH Sarabun New" w:cs="TH Sarabun New" w:eastAsia="TH Sarabun New" w:hAnsi="TH Sarabun New"/>
+                <w:i/>
+                <w:iCs/>
+                <w:color w:val="999999"/>
+                <w:sz w:val="26"/>
+                <w:szCs w:val="26"/>
+              </w:rPr>
+              <w:t xml:space="preserve">(แนบภาพหน้าจอ / screenshot ตรงนี้)</w:t>
+            </w:r>
+          </w:p>
+        </w:tc>
+      </w:tr>
+    </w:tbl>
     <w:sectPr>
       <w:pgSz w:w="11906" w:h="16838" w:orient="portrait"/>
       <w:pgMar w:top="1440" w:right="1440" w:bottom="1440" w:left="1440" w:header="708" w:footer="708" w:gutter="0"/>
